--- a/src/Tests/Inputs/word/paragraph_borders/input.docx
+++ b/src/Tests/Inputs/word/paragraph_borders/input.docx
@@ -5,10 +5,10 @@
     <w:p>
       <w:pPr>
         <w:pBdr>
-          <w:top w:val="single" w:sz="8" w:space="4" w:color="000000"/>
-          <w:left w:val="single" w:sz="8" w:space="4" w:color="000000"/>
-          <w:bottom w:val="single" w:sz="8" w:space="4" w:color="000000"/>
-          <w:right w:val="single" w:sz="8" w:space="4" w:color="000000"/>
+          <w:top w:val="single" w:sz="24" w:space="4" w:color="000000"/>
+          <w:left w:val="single" w:sz="24" w:space="4" w:color="000000"/>
+          <w:bottom w:val="single" w:sz="24" w:space="4" w:color="000000"/>
+          <w:right w:val="single" w:sz="24" w:space="4" w:color="000000"/>
         </w:pBdr>
       </w:pPr>
       <w:r>
@@ -38,7 +38,7 @@
     <w:p>
       <w:pPr>
         <w:pBdr>
-          <w:right w:val="single" w:sz="12" w:space="4" w:color="C00000"/>
+          <w:right w:val="single" w:sz="24" w:space="4" w:color="C00000"/>
         </w:pBdr>
       </w:pPr>
       <w:r>
@@ -53,8 +53,8 @@
     <w:p>
       <w:pPr>
         <w:pBdr>
-          <w:top w:val="single" w:sz="6" w:space="2" w:color="000000"/>
-          <w:bottom w:val="single" w:sz="6" w:space="2" w:color="000000"/>
+          <w:top w:val="single" w:sz="24" w:space="2" w:color="000000"/>
+          <w:bottom w:val="single" w:sz="24" w:space="2" w:color="000000"/>
         </w:pBdr>
       </w:pPr>
       <w:r>
@@ -69,10 +69,10 @@
     <w:p>
       <w:pPr>
         <w:pBdr>
-          <w:top w:val="single" w:sz="8" w:space="16" w:color="000000"/>
-          <w:left w:val="single" w:sz="8" w:space="16" w:color="000000"/>
-          <w:bottom w:val="single" w:sz="8" w:space="16" w:color="000000"/>
-          <w:right w:val="single" w:sz="8" w:space="16" w:color="000000"/>
+          <w:top w:val="single" w:sz="24" w:space="16" w:color="000000"/>
+          <w:left w:val="single" w:sz="24" w:space="16" w:color="000000"/>
+          <w:bottom w:val="single" w:sz="24" w:space="16" w:color="000000"/>
+          <w:right w:val="single" w:sz="24" w:space="16" w:color="000000"/>
         </w:pBdr>
       </w:pPr>
       <w:r>
@@ -87,11 +87,11 @@
     <w:p>
       <w:pPr>
         <w:pBdr>
-          <w:top w:val="single" w:sz="8" w:space="4" w:color="000000"/>
-          <w:left w:val="single" w:sz="8" w:space="4" w:color="000000"/>
-          <w:bottom w:val="single" w:sz="8" w:space="4" w:color="000000"/>
-          <w:right w:val="single" w:sz="8" w:space="4" w:color="000000"/>
-          <w:between w:val="single" w:sz="8" w:space="4" w:color="000000"/>
+          <w:top w:val="single" w:sz="24" w:space="4" w:color="000000"/>
+          <w:left w:val="single" w:sz="24" w:space="4" w:color="000000"/>
+          <w:bottom w:val="single" w:sz="24" w:space="4" w:color="000000"/>
+          <w:right w:val="single" w:sz="24" w:space="4" w:color="000000"/>
+          <w:between w:val="single" w:sz="24" w:space="4" w:color="000000"/>
         </w:pBdr>
       </w:pPr>
       <w:r>
@@ -101,11 +101,11 @@
     <w:p>
       <w:pPr>
         <w:pBdr>
-          <w:top w:val="single" w:sz="8" w:space="4" w:color="000000"/>
-          <w:left w:val="single" w:sz="8" w:space="4" w:color="000000"/>
-          <w:bottom w:val="single" w:sz="8" w:space="4" w:color="000000"/>
-          <w:right w:val="single" w:sz="8" w:space="4" w:color="000000"/>
-          <w:between w:val="single" w:sz="8" w:space="4" w:color="000000"/>
+          <w:top w:val="single" w:sz="24" w:space="4" w:color="000000"/>
+          <w:left w:val="single" w:sz="24" w:space="4" w:color="000000"/>
+          <w:bottom w:val="single" w:sz="24" w:space="4" w:color="000000"/>
+          <w:right w:val="single" w:sz="24" w:space="4" w:color="000000"/>
+          <w:between w:val="single" w:sz="24" w:space="4" w:color="000000"/>
         </w:pBdr>
       </w:pPr>
       <w:r>
@@ -115,11 +115,11 @@
     <w:p>
       <w:pPr>
         <w:pBdr>
-          <w:top w:val="single" w:sz="8" w:space="4" w:color="000000"/>
-          <w:left w:val="single" w:sz="8" w:space="4" w:color="000000"/>
-          <w:bottom w:val="single" w:sz="8" w:space="4" w:color="000000"/>
-          <w:right w:val="single" w:sz="8" w:space="4" w:color="000000"/>
-          <w:between w:val="single" w:sz="8" w:space="4" w:color="000000"/>
+          <w:top w:val="single" w:sz="24" w:space="4" w:color="000000"/>
+          <w:left w:val="single" w:sz="24" w:space="4" w:color="000000"/>
+          <w:bottom w:val="single" w:sz="24" w:space="4" w:color="000000"/>
+          <w:right w:val="single" w:sz="24" w:space="4" w:color="000000"/>
+          <w:between w:val="single" w:sz="24" w:space="4" w:color="000000"/>
         </w:pBdr>
       </w:pPr>
       <w:r>
